--- a/Week06/Week06_BaoCaoNhom.docx
+++ b/Week06/Week06_BaoCaoNhom.docx
@@ -5069,7 +5069,7 @@
                 <ns0:sz ns0:val="24"/>
                 <ns0:szCs ns0:val="24"/>
               </ns0:rPr>
-              <ns0:t xml:space="preserve"/>
+              <ns0:t xml:space="preserve">Lỗi trang chi tiết món ăn (DishDetailPage) bị crash với lỗi Cannot read properties of undefined (reading 'name') khi người dùng nhập ID không tồn tại.</ns0:t>
             </ns0:r>
           </ns0:p>
         </ns0:tc>
@@ -5102,7 +5102,7 @@
                 <ns0:sz ns0:val="24"/>
                 <ns0:szCs ns0:val="24"/>
               </ns0:rPr>
-              <ns0:t xml:space="preserve"/>
+              <ns0:t xml:space="preserve">Không xử lý trường hợp hàm find() trả về undefined khi tìm ID món ăn trong danh sách.</ns0:t>
             </ns0:r>
           </ns0:p>
         </ns0:tc>
@@ -5135,7 +5135,7 @@
                 <ns0:sz ns0:val="24"/>
                 <ns0:szCs ns0:val="24"/>
               </ns0:rPr>
-              <ns0:t xml:space="preserve"/>
+              <ns0:t xml:space="preserve">Thêm điều kiện kiểm tra nếu !dish thì hiển thị thông báo món ăn không tồn tại kèm nút quay lại trang Menu.</ns0:t>
             </ns0:r>
           </ns0:p>
         </ns0:tc>
@@ -5168,7 +5168,7 @@
                 <ns0:sz ns0:val="24"/>
                 <ns0:szCs ns0:val="24"/>
               </ns0:rPr>
-              <ns0:t xml:space="preserve"/>
+              <ns0:t xml:space="preserve">Đã fix</ns0:t>
             </ns0:r>
           </ns0:p>
         </ns0:tc>
@@ -5236,7 +5236,7 @@
                 <ns0:sz ns0:val="24"/>
                 <ns0:szCs ns0:val="24"/>
               </ns0:rPr>
-              <ns0:t xml:space="preserve">[...]</ns0:t>
+              <ns0:t xml:space="preserve">Lỗi thanh điều hướng Header không tự động làm nổi bật (active style) mục Thực đơn khi người dùng xem trang chi tiết.</ns0:t>
             </ns0:r>
           </ns0:p>
         </ns0:tc>
@@ -5269,7 +5269,7 @@
                 <ns0:sz ns0:val="24"/>
                 <ns0:szCs ns0:val="24"/>
               </ns0:rPr>
-              <ns0:t xml:space="preserve">[...]</ns0:t>
+              <ns0:t xml:space="preserve">Thẻ NavLink của react-router-dom chỉ tự động active khi URL khớp chính xác đường dẫn khai báo.</ns0:t>
             </ns0:r>
           </ns0:p>
         </ns0:tc>
@@ -5302,7 +5302,7 @@
                 <ns0:sz ns0:val="24"/>
                 <ns0:szCs ns0:val="24"/>
               </ns0:rPr>
-              <ns0:t xml:space="preserve">[...]</ns0:t>
+              <ns0:t xml:space="preserve">Tùy biến class active của NavLink bằng hàm kiểm tra hoặc kiểm tra URL chứa tiền tố /dish để thêm class active thủ công.</ns0:t>
             </ns0:r>
           </ns0:p>
         </ns0:tc>
@@ -5335,7 +5335,7 @@
                 <ns0:sz ns0:val="24"/>
                 <ns0:szCs ns0:val="24"/>
               </ns0:rPr>
-              <ns0:t xml:space="preserve">[...]</ns0:t>
+              <ns0:t xml:space="preserve">Đã fix</ns0:t>
             </ns0:r>
           </ns0:p>
         </ns0:tc>
